--- a/Programacion II/Kit docente/Clase 11/Quiz Clase 11 - VetCare.docx
+++ b/Programacion II/Kit docente/Clase 11/Quiz Clase 11 - VetCare.docx
@@ -393,7 +393,7 @@
           <w:color w:val="2B2B2B"/>
           <w:sz w:val="22"/>
         </w:rPr>
-        <w:t>7. Reescriba el comentario 'tu código es un desastre, no se entiende nada' como un hallazgo útil sobre VetCareParaRevisar.java, usando la estructura Evidencia + Impacto + Sugerencia.</w:t>
+        <w:t>7. Reescriba el comentario 'tu código es un desastre, no se entiende nada' como un hallazgo útil sobre ClinicaParaRevisar.java, usando la estructura Evidencia + Impacto + Sugerencia.</w:t>
       </w:r>
     </w:p>
     <w:p>
